--- a/templates/shablon_formika.docx
+++ b/templates/shablon_formika.docx
@@ -1364,7 +1364,7 @@
           <w:sz w:val="22"/>
           <w:u w:val="none"/>
         </w:rPr>
-        <w:t>Порядок оплаты: в течение 3 (трех) банковских дней после получения Заказчиком оригиналов товарных накладных (ТН) и актов приема-передачи.</w:t>
+        <w:t>Порядок оплаты: в течение {{payment_days}} ({{payment_days_words}}) банковских дней после получения Заказчиком оригиналов товарных накладных (ТН) и актов приема-передачи.</w:t>
       </w:r>
     </w:p>
     <w:p>
